--- a/klagomål/A 21632-2025 FSC-klagomål.docx
+++ b/klagomål/A 21632-2025 FSC-klagomål.docx
@@ -1107,7 +1107,7 @@
     <w:r>
       <w:tab/>
       <w:tab/>
-      <w:t>2026-09-14</w:t>
+      <w:t>2026-09-15</w:t>
       <w:br/>
       <w:br/>
     </w:r>

--- a/klagomål/A 21632-2025 FSC-klagomål.docx
+++ b/klagomål/A 21632-2025 FSC-klagomål.docx
@@ -1107,7 +1107,7 @@
     <w:r>
       <w:tab/>
       <w:tab/>
-      <w:t>2026-09-15</w:t>
+      <w:t>2026-09-16</w:t>
       <w:br/>
       <w:br/>
     </w:r>

--- a/klagomål/A 21632-2025 FSC-klagomål.docx
+++ b/klagomål/A 21632-2025 FSC-klagomål.docx
@@ -1107,7 +1107,7 @@
     <w:r>
       <w:tab/>
       <w:tab/>
-      <w:t>2026-09-16</w:t>
+      <w:t>2026-09-17</w:t>
       <w:br/>
       <w:br/>
     </w:r>

--- a/klagomål/A 21632-2025 FSC-klagomål.docx
+++ b/klagomål/A 21632-2025 FSC-klagomål.docx
@@ -1107,7 +1107,7 @@
     <w:r>
       <w:tab/>
       <w:tab/>
-      <w:t>2026-09-17</w:t>
+      <w:t>2026-09-18</w:t>
       <w:br/>
       <w:br/>
     </w:r>

--- a/klagomål/A 21632-2025 FSC-klagomål.docx
+++ b/klagomål/A 21632-2025 FSC-klagomål.docx
@@ -1107,7 +1107,7 @@
     <w:r>
       <w:tab/>
       <w:tab/>
-      <w:t>2026-09-18</w:t>
+      <w:t>2026-09-19</w:t>
       <w:br/>
       <w:br/>
     </w:r>

--- a/klagomål/A 21632-2025 FSC-klagomål.docx
+++ b/klagomål/A 21632-2025 FSC-klagomål.docx
@@ -1107,7 +1107,7 @@
     <w:r>
       <w:tab/>
       <w:tab/>
-      <w:t>2026-09-19</w:t>
+      <w:t>2026-09-21</w:t>
       <w:br/>
       <w:br/>
     </w:r>

--- a/klagomål/A 21632-2025 FSC-klagomål.docx
+++ b/klagomål/A 21632-2025 FSC-klagomål.docx
@@ -1107,7 +1107,7 @@
     <w:r>
       <w:tab/>
       <w:tab/>
-      <w:t>2026-09-21</w:t>
+      <w:t>2026-09-23</w:t>
       <w:br/>
       <w:br/>
     </w:r>

--- a/klagomål/A 21632-2025 FSC-klagomål.docx
+++ b/klagomål/A 21632-2025 FSC-klagomål.docx
@@ -1107,7 +1107,7 @@
     <w:r>
       <w:tab/>
       <w:tab/>
-      <w:t>2026-09-23</w:t>
+      <w:t>2026-09-24</w:t>
       <w:br/>
       <w:br/>
     </w:r>

--- a/klagomål/A 21632-2025 FSC-klagomål.docx
+++ b/klagomål/A 21632-2025 FSC-klagomål.docx
@@ -1107,7 +1107,7 @@
     <w:r>
       <w:tab/>
       <w:tab/>
-      <w:t>2026-09-24</w:t>
+      <w:t>2026-09-25</w:t>
       <w:br/>
       <w:br/>
     </w:r>

--- a/klagomål/A 21632-2025 FSC-klagomål.docx
+++ b/klagomål/A 21632-2025 FSC-klagomål.docx
@@ -221,7 +221,7 @@
     </w:p>
     <w:p>
       <w:r>
-        <w:t>I och inom 14 meter från avverkningsanmälan finns fynd av 9 naturvårdsarter, varav 8 är rödlistade, 2 är fridlysta, 6 är typiska (T) och 1 är signalart (S): garnlav (VU, T), blanksvart spiklav (NT), talltagel (NT, T), tretåig hackspett (NT, T, §4), ullticka (NT, T), vedflamlav (NT), vedskivlav (NT, T), vitgrynig nållav (NT) och spindelblomster (S, T, §8). Se Figur 1.</w:t>
+        <w:t>I och inom 14 meter från avverkningsanmälan finns fynd av 11 naturvårdsarter, varav 9 är rödlistade, 3 är fridlysta, 8 är typiska (T) och 2 är signalarter (S): garnlav (VU, T), gräddporing (VU, T), blanksvart spiklav (NT), talltagel (NT, T), tretåig hackspett (NT, T, §4), ullticka (NT, T), vedflamlav (NT), vedskivlav (NT, T), vitgrynig nållav (NT), plattlummer (S, T, §9) och spindelblomster (S, T, §8). Se Figur 1.</w:t>
       </w:r>
     </w:p>
     <w:p>
@@ -281,6 +281,26 @@
         <w:rPr>
           <w:b/>
         </w:rPr>
+        <w:t>Gräddporing (VU)</w:t>
+      </w:r>
+      <w:r>
+        <w:t xml:space="preserve"> växer nästan enbart i urskogsartad barrskog på gamla, kraftigt murkna, grova och mossbelupna tallågor i något fuktiga och skuggiga lägen. Arten är placerad högst upp i Skogsstyrelsens värdepyramid för bedömning av skog med höga naturvärden och indikerar gamla och relativt orörda tallnaturskogar med höga naturvärden där det under låg tid kontinuerligt funnits inslag av grova tallågor. För att på sikt hejda artens vikande trend behöver merparten av gräddporingens nu kända växtplatser undantas från skogsbruk. Gräddporing är typisk art för </w:t>
+      </w:r>
+      <w:r>
+        <w:rPr>
+          <w:i/>
+        </w:rPr>
+        <w:t>9010 Taiga</w:t>
+      </w:r>
+      <w:r>
+        <w:t xml:space="preserve"> (SLU Artdatabanken, 2024; Nitare &amp; Skogsstyrelsen, 2019).</w:t>
+      </w:r>
+    </w:p>
+    <w:p>
+      <w:r>
+        <w:rPr>
+          <w:b/>
+        </w:rPr>
         <w:t>Blanksvart spiklav (NT)</w:t>
       </w:r>
       <w:r>
@@ -441,6 +461,35 @@
       </w:r>
       <w:r>
         <w:t xml:space="preserve"> växer nästan uteslutande på bark av gamla, senvuxna granar i skuggiga lägen med hög och jämn luftfuktighet. Den vanligaste naturtypen för arten är kontinuitetsskogar på frisk mark men den finns också i sumpgranskogar. På lång sikt utgör avverkningar av olikåldriga granskogar av naturskogskaraktär ett allvarligt hot mot arten och skogsbruksåtgärder på eller i närheten av växtplatserna bör undvikas. Naturskogsartade, fuktiga granskogar med förekomster av arten signalerar höga biologiska värden och bör bevaras (SLU Artdatabanken, 2024; Nitare &amp; Skogsstyrelsen, 2019).</w:t>
+      </w:r>
+    </w:p>
+    <w:p>
+      <w:r>
+        <w:rPr>
+          <w:b/>
+        </w:rPr>
+        <w:t>Plattlummer (§9)</w:t>
+      </w:r>
+      <w:r>
+        <w:t xml:space="preserve"> växer främst i ljusöppna sandtallskogar eller annan gles, torr och brandpräglad hedbarrskog. Den är mest frekvent i olika typer av naturskogar och kontinuitetsskogar och missgynnas markant av slutavverkning och maskinell markberedning. Söder ut i landet förekommer de närstående arterna cypresslummer (EN, §8) och mellanlummer (NT, §9), vilka båda omfattas av EU:s art- och habitatdirektiv. Plattlummer är typisk art för </w:t>
+      </w:r>
+      <w:r>
+        <w:rPr>
+          <w:i/>
+        </w:rPr>
+        <w:t xml:space="preserve">9010 Taiga </w:t>
+      </w:r>
+      <w:r>
+        <w:t>och</w:t>
+      </w:r>
+      <w:r>
+        <w:rPr>
+          <w:i/>
+        </w:rPr>
+        <w:t xml:space="preserve"> 2320 Rissandhedar </w:t>
+      </w:r>
+      <w:r>
+        <w:t>(Nitare &amp; Skogsstyrelsen, 2019; SLU Artdatabanken, 2026).</w:t>
       </w:r>
     </w:p>
     <w:p>
@@ -578,7 +627,7 @@
         <w:rPr>
           <w:i/>
         </w:rPr>
-        <w:t>I det avverkningsanmälda skogsområdet har 9 naturvårdsarter varav 8 rödlistade arter sina livsmiljöer och växtplatser.</w:t>
+        <w:t>I det avverkningsanmälda skogsområdet har 11 naturvårdsarter varav 9 rödlistade arter sina livsmiljöer och växtplatser.</w:t>
       </w:r>
     </w:p>
     <w:p>
@@ -1107,7 +1156,7 @@
     <w:r>
       <w:tab/>
       <w:tab/>
-      <w:t>2026-09-25</w:t>
+      <w:t>2026-09-26</w:t>
       <w:br/>
       <w:br/>
     </w:r>

--- a/klagomål/A 21632-2025 FSC-klagomål.docx
+++ b/klagomål/A 21632-2025 FSC-klagomål.docx
@@ -1156,7 +1156,7 @@
     <w:r>
       <w:tab/>
       <w:tab/>
-      <w:t>2026-09-26</w:t>
+      <w:t>2026-09-27</w:t>
       <w:br/>
       <w:br/>
     </w:r>

--- a/klagomål/A 21632-2025 FSC-klagomål.docx
+++ b/klagomål/A 21632-2025 FSC-klagomål.docx
@@ -1156,7 +1156,7 @@
     <w:r>
       <w:tab/>
       <w:tab/>
-      <w:t>2026-09-27</w:t>
+      <w:t>2026-09-28</w:t>
       <w:br/>
       <w:br/>
     </w:r>

--- a/klagomål/A 21632-2025 FSC-klagomål.docx
+++ b/klagomål/A 21632-2025 FSC-klagomål.docx
@@ -1156,7 +1156,7 @@
     <w:r>
       <w:tab/>
       <w:tab/>
-      <w:t>2026-09-28</w:t>
+      <w:t>2026-09-29</w:t>
       <w:br/>
       <w:br/>
     </w:r>

--- a/klagomål/A 21632-2025 FSC-klagomål.docx
+++ b/klagomål/A 21632-2025 FSC-klagomål.docx
@@ -221,7 +221,7 @@
     </w:p>
     <w:p>
       <w:r>
-        <w:t>I och inom 14 meter från avverkningsanmälan finns fynd av 11 naturvårdsarter, varav 9 är rödlistade, 3 är fridlysta, 8 är typiska (T) och 2 är signalarter (S): garnlav (VU, T), gräddporing (VU, T), blanksvart spiklav (NT), talltagel (NT, T), tretåig hackspett (NT, T, §4), ullticka (NT, T), vedflamlav (NT), vedskivlav (NT, T), vitgrynig nållav (NT), plattlummer (S, T, §9) och spindelblomster (S, T, §8). Se Figur 1.</w:t>
+        <w:t>I och inom 14 meter från avverkningsanmälan finns fynd av 9 naturvårdsarter, varav 8 är rödlistade, 2 är fridlysta, 6 är typiska (T) och 1 är signalart (S): garnlav (VU, T), blanksvart spiklav (NT), talltagel (NT, T), tretåig hackspett (NT, T, §4), ullticka (NT, T), vedflamlav (NT), vedskivlav (NT, T), vitgrynig nållav (NT) och spindelblomster (S, T, §8). Se Figur 1.</w:t>
       </w:r>
     </w:p>
     <w:p>
@@ -281,10 +281,21 @@
         <w:rPr>
           <w:b/>
         </w:rPr>
-        <w:t>Gräddporing (VU)</w:t>
-      </w:r>
-      <w:r>
-        <w:t xml:space="preserve"> växer nästan enbart i urskogsartad barrskog på gamla, kraftigt murkna, grova och mossbelupna tallågor i något fuktiga och skuggiga lägen. Arten är placerad högst upp i Skogsstyrelsens värdepyramid för bedömning av skog med höga naturvärden och indikerar gamla och relativt orörda tallnaturskogar med höga naturvärden där det under låg tid kontinuerligt funnits inslag av grova tallågor. För att på sikt hejda artens vikande trend behöver merparten av gräddporingens nu kända växtplatser undantas från skogsbruk. Gräddporing är typisk art för </w:t>
+        <w:t>Blanksvart spiklav (NT)</w:t>
+      </w:r>
+      <w:r>
+        <w:t xml:space="preserve"> förekommer på torr, hård, gammal kärnved men även på äldre ytved av tall i naturskogsartade bestånd med begränsad brandpåverkan och ostörd hydrologi. Skogsbruksåtgärder på eller i närheten av lokaler med blanksvart spiklav utgör ett hot. Naturskogsartade öppna tall- och barrblandskogar med blanksvart spiklav indikerar höga biologiska värden och bör bevaras (SLU Artdatabanken, 2024).</w:t>
+      </w:r>
+    </w:p>
+    <w:p>
+      <w:r>
+        <w:rPr>
+          <w:b/>
+        </w:rPr>
+        <w:t>Talltagel (NT)</w:t>
+      </w:r>
+      <w:r>
+        <w:t xml:space="preserve"> är en boreal art som förekommer på tall i äldre, öppna tallskogar. Den påverkas negativt av brist på kontinuitetsskog och minskningstakten bedöms vara nära gränsvärdet för Sårbar (VU). Talltagel är typisk art för </w:t>
       </w:r>
       <w:r>
         <w:rPr>
@@ -293,7 +304,7 @@
         <w:t>9010 Taiga</w:t>
       </w:r>
       <w:r>
-        <w:t xml:space="preserve"> (SLU Artdatabanken, 2024; Nitare &amp; Skogsstyrelsen, 2019).</w:t>
+        <w:t xml:space="preserve"> (SLU Artdatabanken, 2026).</w:t>
       </w:r>
     </w:p>
     <w:p>
@@ -301,10 +312,28 @@
         <w:rPr>
           <w:b/>
         </w:rPr>
-        <w:t>Blanksvart spiklav (NT)</w:t>
-      </w:r>
-      <w:r>
-        <w:t xml:space="preserve"> förekommer på torr, hård, gammal kärnved men även på äldre ytved av tall i naturskogsartade bestånd med begränsad brandpåverkan och ostörd hydrologi. Skogsbruksåtgärder på eller i närheten av lokaler med blanksvart spiklav utgör ett hot. Naturskogsartade öppna tall- och barrblandskogar med blanksvart spiklav indikerar höga biologiska värden och bör bevaras (SLU Artdatabanken, 2024).</w:t>
+        <w:t>Tretåig hackspett (NT, §4)</w:t>
+      </w:r>
+      <w:r>
+        <w:t xml:space="preserve"> är rödlistad som nära hotad och ingår i bilaga 1 i EU:s fågeldirektiv. Tretåig hackspett är för sin överlevnad beroende av kontinuerlig tillförsel av äldre döende och död ved, som sker genom naturliga självgallringsprocesser i äldre grannaturskogar och barrblandade naturskogar. Om en skog genom skogsbruk gallras eller glesas ur så upphör och uteblir i stort sett den naturliga självgallringsprocessen för mycket lång tid framöver vilket omöjliggör upprätthållandet av den kontinuerliga ekologiska funktionen i ett område. Det finns studier som visar att naturskogens självgallringsprocess som den tretåiga hackspetten är beroende av, inte kan ersättas med efterlämnad hänsyn i skogsbruket (Imbeau &amp; Desrochers, 2002). Storleken på häckningsreviret varierar med skogstypen, förekomsten av död ved och graden av fragmentering, men är i allmänhet i storleksordningen 25–100 hektar. Vintertid krävs ofta betydligt större områden och det finns studier som antyder att arten behöver minst 100 hektar äldre skog. I områden med låg bonitet kan det behövas över 200 hektar lämpligt habitat för att ett par ska kunna reproducera sig. Områden med dokumenterad permanent förekomst i naturskogsmiljöer har vanligen så stora naturvärden att skogsbruk är olämpligt. Tretåig hackspett är typisk art för </w:t>
+      </w:r>
+      <w:r>
+        <w:rPr>
+          <w:i/>
+        </w:rPr>
+        <w:t xml:space="preserve">9010 Taiga, 9740 Skogsbevuxen myr, 9030 Landhöjningsskog </w:t>
+      </w:r>
+      <w:r>
+        <w:t xml:space="preserve">och </w:t>
+      </w:r>
+      <w:r>
+        <w:rPr>
+          <w:i/>
+        </w:rPr>
+        <w:t>9040 Fjällbjörkskog</w:t>
+      </w:r>
+      <w:r>
+        <w:t xml:space="preserve"> (Skogsstyrelsen, 2016; SLU Artdatabanken, 2024).</w:t>
       </w:r>
     </w:p>
     <w:p>
@@ -312,10 +341,86 @@
         <w:rPr>
           <w:b/>
         </w:rPr>
-        <w:t>Talltagel (NT)</w:t>
-      </w:r>
-      <w:r>
-        <w:t xml:space="preserve"> är en boreal art som förekommer på tall i äldre, öppna tallskogar. Den påverkas negativt av brist på kontinuitetsskog och minskningstakten bedöms vara nära gränsvärdet för Sårbar (VU). Talltagel är typisk art för </w:t>
+        <w:t>Ullticka (NT)</w:t>
+      </w:r>
+      <w:r>
+        <w:t xml:space="preserve"> är knuten till restbestånd av barrnaturskog och förekommer med ett tydligt optimum i orörda eller måttligt påverkade gamla granskogar där det föreligger viss kontinuitet av grov död ved. Ullticka är en bra signalart inom hela sitt utbredningsområde och i södra Sverige är den sällsynt och en god signalart för skyddsvärda granskogsmiljöer. Den hotas av avverkning och fragmentering av naturskog och äldre granskog med lång trädkontinuitet. På ullticka kan ibland ulltickeporing (VU) påträffas - det är en sällsynt ticka som nyligen delats upp i de tre olika arterna ulltickeporing </w:t>
+      </w:r>
+      <w:r>
+        <w:rPr>
+          <w:i/>
+        </w:rPr>
+        <w:t xml:space="preserve">Skeletocutis brevispora </w:t>
+      </w:r>
+      <w:r>
+        <w:t>(VU)</w:t>
+      </w:r>
+      <w:r>
+        <w:rPr>
+          <w:i/>
+        </w:rPr>
+        <w:t>, Skeletocutis delicata</w:t>
+      </w:r>
+      <w:r>
+        <w:t xml:space="preserve"> (VU)</w:t>
+      </w:r>
+      <w:r>
+        <w:rPr>
+          <w:i/>
+        </w:rPr>
+        <w:t xml:space="preserve"> och Skeletocutis exilis</w:t>
+      </w:r>
+      <w:r>
+        <w:t xml:space="preserve"> (NT). Ullticka är typisk art för </w:t>
+      </w:r>
+      <w:r>
+        <w:rPr>
+          <w:i/>
+        </w:rPr>
+        <w:t xml:space="preserve">9010 Taiga, 9050 Näringsrik granskog </w:t>
+      </w:r>
+      <w:r>
+        <w:t xml:space="preserve">och </w:t>
+      </w:r>
+      <w:r>
+        <w:rPr>
+          <w:i/>
+        </w:rPr>
+        <w:t>9030 Landhöjningsskog</w:t>
+      </w:r>
+      <w:r>
+        <w:t xml:space="preserve"> (SLU Artdatabanken, 2026; Nitare &amp; Skogsstyrelsen, 2019; Miettinen &amp; Niemelä, 2018).</w:t>
+      </w:r>
+    </w:p>
+    <w:p>
+      <w:r>
+        <w:rPr>
+          <w:b/>
+        </w:rPr>
+        <w:t>Vedflamlav (NT)</w:t>
+      </w:r>
+      <w:r>
+        <w:t xml:space="preserve"> växer på gammal hård och torr, exponerad kärnved av tall, främst på högstubbar i ljusöppna lägen, t.ex. vid och på myrar, sjökanter, i glesa hällmarkskogar och i brandpräglade tallnaturskogar. Substratet nyskapas i begränsad omfattning och arten är en utmärkt indikator på höga naturvärden i denna skogstyp. Tall- och barrblandskogar med naturskogskaraktär och spår av bränder har ofta höga biologiska värden och bör skyddas. På vedflamlavens bål kan den sällsynta spiklaven/parasiten </w:t>
+      </w:r>
+      <w:r>
+        <w:rPr>
+          <w:i/>
+        </w:rPr>
+        <w:t>Calicium ramboldiicola</w:t>
+      </w:r>
+      <w:r>
+        <w:t xml:space="preserve"> (VU) påträffas (SLU Artdatabanken, 2026).</w:t>
+      </w:r>
+    </w:p>
+    <w:p>
+      <w:r>
+        <w:rPr>
+          <w:b/>
+        </w:rPr>
+        <w:t>Vedskivlav (NT)</w:t>
+      </w:r>
+      <w:r>
+        <w:t xml:space="preserve"> växer på gammal, torr, exponerad, hård kärnved av framförallt tall i naturskogsartade bestånd. Avverkning av tallskog av naturskogskaraktär med spår av återkommande bränder är ett hot. Mängden lämplig ved att växa på för vedskivlav minskar, dels på grund av naturlig nedbrytning men framförallt på grund av att de förstörs i samband med slutavverkningar, gallringar och markberedning. Tall- och blandbarrskogar av naturskogskaraktär med spår av återkommande bränder bör skyddas. Vedskivlav är typisk art för </w:t>
       </w:r>
       <w:r>
         <w:rPr>
@@ -324,131 +429,6 @@
         <w:t>9010 Taiga</w:t>
       </w:r>
       <w:r>
-        <w:t xml:space="preserve"> (SLU Artdatabanken, 2026).</w:t>
-      </w:r>
-    </w:p>
-    <w:p>
-      <w:r>
-        <w:rPr>
-          <w:b/>
-        </w:rPr>
-        <w:t>Tretåig hackspett (NT, §4)</w:t>
-      </w:r>
-      <w:r>
-        <w:t xml:space="preserve"> är rödlistad som nära hotad och ingår i bilaga 1 i EU:s fågeldirektiv. Tretåig hackspett är för sin överlevnad beroende av kontinuerlig tillförsel av äldre döende och död ved, som sker genom naturliga självgallringsprocesser i äldre grannaturskogar och barrblandade naturskogar. Om en skog genom skogsbruk gallras eller glesas ur så upphör och uteblir i stort sett den naturliga självgallringsprocessen för mycket lång tid framöver vilket omöjliggör upprätthållandet av den kontinuerliga ekologiska funktionen i ett område. Det finns studier som visar att naturskogens självgallringsprocess som den tretåiga hackspetten är beroende av, inte kan ersättas med efterlämnad hänsyn i skogsbruket (Imbeau &amp; Desrochers, 2002). Storleken på häckningsreviret varierar med skogstypen, förekomsten av död ved och graden av fragmentering, men är i allmänhet i storleksordningen 25–100 hektar. Vintertid krävs ofta betydligt större områden och det finns studier som antyder att arten behöver minst 100 hektar äldre skog. I områden med låg bonitet kan det behövas över 200 hektar lämpligt habitat för att ett par ska kunna reproducera sig. Områden med dokumenterad permanent förekomst i naturskogsmiljöer har vanligen så stora naturvärden att skogsbruk är olämpligt. Tretåig hackspett är typisk art för </w:t>
-      </w:r>
-      <w:r>
-        <w:rPr>
-          <w:i/>
-        </w:rPr>
-        <w:t xml:space="preserve">9010 Taiga, 9740 Skogsbevuxen myr, 9030 Landhöjningsskog </w:t>
-      </w:r>
-      <w:r>
-        <w:t xml:space="preserve">och </w:t>
-      </w:r>
-      <w:r>
-        <w:rPr>
-          <w:i/>
-        </w:rPr>
-        <w:t>9040 Fjällbjörkskog</w:t>
-      </w:r>
-      <w:r>
-        <w:t xml:space="preserve"> (Skogsstyrelsen, 2016; SLU Artdatabanken, 2024).</w:t>
-      </w:r>
-    </w:p>
-    <w:p>
-      <w:r>
-        <w:rPr>
-          <w:b/>
-        </w:rPr>
-        <w:t>Ullticka (NT)</w:t>
-      </w:r>
-      <w:r>
-        <w:t xml:space="preserve"> är knuten till restbestånd av barrnaturskog och förekommer med ett tydligt optimum i orörda eller måttligt påverkade gamla granskogar där det föreligger viss kontinuitet av grov död ved. Ullticka är en bra signalart inom hela sitt utbredningsområde och i södra Sverige är den sällsynt och en god signalart för skyddsvärda granskogsmiljöer. Den hotas av avverkning och fragmentering av naturskog och äldre granskog med lång trädkontinuitet. På ullticka kan ibland ulltickeporing (VU) påträffas - det är en sällsynt ticka som nyligen delats upp i de tre olika arterna ulltickeporing </w:t>
-      </w:r>
-      <w:r>
-        <w:rPr>
-          <w:i/>
-        </w:rPr>
-        <w:t xml:space="preserve">Skeletocutis brevispora </w:t>
-      </w:r>
-      <w:r>
-        <w:t>(VU)</w:t>
-      </w:r>
-      <w:r>
-        <w:rPr>
-          <w:i/>
-        </w:rPr>
-        <w:t>, Skeletocutis delicata</w:t>
-      </w:r>
-      <w:r>
-        <w:t xml:space="preserve"> (VU)</w:t>
-      </w:r>
-      <w:r>
-        <w:rPr>
-          <w:i/>
-        </w:rPr>
-        <w:t xml:space="preserve"> och Skeletocutis exilis</w:t>
-      </w:r>
-      <w:r>
-        <w:t xml:space="preserve"> (NT). Ullticka är typisk art för </w:t>
-      </w:r>
-      <w:r>
-        <w:rPr>
-          <w:i/>
-        </w:rPr>
-        <w:t xml:space="preserve">9010 Taiga, 9050 Näringsrik granskog </w:t>
-      </w:r>
-      <w:r>
-        <w:t xml:space="preserve">och </w:t>
-      </w:r>
-      <w:r>
-        <w:rPr>
-          <w:i/>
-        </w:rPr>
-        <w:t>9030 Landhöjningsskog</w:t>
-      </w:r>
-      <w:r>
-        <w:t xml:space="preserve"> (SLU Artdatabanken, 2026; Nitare &amp; Skogsstyrelsen, 2019; Miettinen &amp; Niemelä, 2018).</w:t>
-      </w:r>
-    </w:p>
-    <w:p>
-      <w:r>
-        <w:rPr>
-          <w:b/>
-        </w:rPr>
-        <w:t>Vedflamlav (NT)</w:t>
-      </w:r>
-      <w:r>
-        <w:t xml:space="preserve"> växer på gammal hård och torr, exponerad kärnved av tall, främst på högstubbar i ljusöppna lägen, t.ex. vid och på myrar, sjökanter, i glesa hällmarkskogar och i brandpräglade tallnaturskogar. Substratet nyskapas i begränsad omfattning och arten är en utmärkt indikator på höga naturvärden i denna skogstyp. Tall- och barrblandskogar med naturskogskaraktär och spår av bränder har ofta höga biologiska värden och bör skyddas. På vedflamlavens bål kan den sällsynta spiklaven/parasiten </w:t>
-      </w:r>
-      <w:r>
-        <w:rPr>
-          <w:i/>
-        </w:rPr>
-        <w:t>Calicium ramboldiicola</w:t>
-      </w:r>
-      <w:r>
-        <w:t xml:space="preserve"> (VU) påträffas (SLU Artdatabanken, 2026).</w:t>
-      </w:r>
-    </w:p>
-    <w:p>
-      <w:r>
-        <w:rPr>
-          <w:b/>
-        </w:rPr>
-        <w:t>Vedskivlav (NT)</w:t>
-      </w:r>
-      <w:r>
-        <w:t xml:space="preserve"> växer på gammal, torr, exponerad, hård kärnved av framförallt tall i naturskogsartade bestånd. Avverkning av tallskog av naturskogskaraktär med spår av återkommande bränder är ett hot. Mängden lämplig ved att växa på för vedskivlav minskar, dels på grund av naturlig nedbrytning men framförallt på grund av att de förstörs i samband med slutavverkningar, gallringar och markberedning. Tall- och blandbarrskogar av naturskogskaraktär med spår av återkommande bränder bör skyddas. Vedskivlav är typisk art för </w:t>
-      </w:r>
-      <w:r>
-        <w:rPr>
-          <w:i/>
-        </w:rPr>
-        <w:t>9010 Taiga</w:t>
-      </w:r>
-      <w:r>
         <w:t xml:space="preserve"> (SLU Artdatabanken, 2024).</w:t>
       </w:r>
     </w:p>
@@ -461,35 +441,6 @@
       </w:r>
       <w:r>
         <w:t xml:space="preserve"> växer nästan uteslutande på bark av gamla, senvuxna granar i skuggiga lägen med hög och jämn luftfuktighet. Den vanligaste naturtypen för arten är kontinuitetsskogar på frisk mark men den finns också i sumpgranskogar. På lång sikt utgör avverkningar av olikåldriga granskogar av naturskogskaraktär ett allvarligt hot mot arten och skogsbruksåtgärder på eller i närheten av växtplatserna bör undvikas. Naturskogsartade, fuktiga granskogar med förekomster av arten signalerar höga biologiska värden och bör bevaras (SLU Artdatabanken, 2024; Nitare &amp; Skogsstyrelsen, 2019).</w:t>
-      </w:r>
-    </w:p>
-    <w:p>
-      <w:r>
-        <w:rPr>
-          <w:b/>
-        </w:rPr>
-        <w:t>Plattlummer (§9)</w:t>
-      </w:r>
-      <w:r>
-        <w:t xml:space="preserve"> växer främst i ljusöppna sandtallskogar eller annan gles, torr och brandpräglad hedbarrskog. Den är mest frekvent i olika typer av naturskogar och kontinuitetsskogar och missgynnas markant av slutavverkning och maskinell markberedning. Söder ut i landet förekommer de närstående arterna cypresslummer (EN, §8) och mellanlummer (NT, §9), vilka båda omfattas av EU:s art- och habitatdirektiv. Plattlummer är typisk art för </w:t>
-      </w:r>
-      <w:r>
-        <w:rPr>
-          <w:i/>
-        </w:rPr>
-        <w:t xml:space="preserve">9010 Taiga </w:t>
-      </w:r>
-      <w:r>
-        <w:t>och</w:t>
-      </w:r>
-      <w:r>
-        <w:rPr>
-          <w:i/>
-        </w:rPr>
-        <w:t xml:space="preserve"> 2320 Rissandhedar </w:t>
-      </w:r>
-      <w:r>
-        <w:t>(Nitare &amp; Skogsstyrelsen, 2019; SLU Artdatabanken, 2026).</w:t>
       </w:r>
     </w:p>
     <w:p>
@@ -627,7 +578,7 @@
         <w:rPr>
           <w:i/>
         </w:rPr>
-        <w:t>I det avverkningsanmälda skogsområdet har 11 naturvårdsarter varav 9 rödlistade arter sina livsmiljöer och växtplatser.</w:t>
+        <w:t>I det avverkningsanmälda skogsområdet har 9 naturvårdsarter varav 8 rödlistade arter sina livsmiljöer och växtplatser.</w:t>
       </w:r>
     </w:p>
     <w:p>
@@ -1156,7 +1107,7 @@
     <w:r>
       <w:tab/>
       <w:tab/>
-      <w:t>2026-09-29</w:t>
+      <w:t>2026-09-30</w:t>
       <w:br/>
       <w:br/>
     </w:r>

--- a/klagomål/A 21632-2025 FSC-klagomål.docx
+++ b/klagomål/A 21632-2025 FSC-klagomål.docx
@@ -221,7 +221,7 @@
     </w:p>
     <w:p>
       <w:r>
-        <w:t>I och inom 14 meter från avverkningsanmälan finns fynd av 9 naturvårdsarter, varav 8 är rödlistade, 2 är fridlysta, 6 är typiska (T) och 1 är signalart (S): garnlav (VU, T), blanksvart spiklav (NT), talltagel (NT, T), tretåig hackspett (NT, T, §4), ullticka (NT, T), vedflamlav (NT), vedskivlav (NT, T), vitgrynig nållav (NT) och spindelblomster (S, T, §8). Se Figur 1.</w:t>
+        <w:t>I och inom 14 meter från avverkningsanmälan finns fynd av 11 naturvårdsarter, varav 9 är rödlistade, 3 är fridlysta, 8 är typiska (T) och 2 är signalarter (S): garnlav (VU, T), gräddporing (VU, T), blanksvart spiklav (NT), talltagel (NT, T), tretåig hackspett (NT, T, §4), ullticka (NT, T), vedflamlav (NT), vedskivlav (NT, T), vitgrynig nållav (NT), plattlummer (S, T, §9) och spindelblomster (S, T, §8). Se Figur 1.</w:t>
       </w:r>
     </w:p>
     <w:p>
@@ -281,6 +281,26 @@
         <w:rPr>
           <w:b/>
         </w:rPr>
+        <w:t>Gräddporing (VU)</w:t>
+      </w:r>
+      <w:r>
+        <w:t xml:space="preserve"> växer nästan enbart i urskogsartad barrskog på gamla, kraftigt murkna, grova och mossbelupna tallågor i något fuktiga och skuggiga lägen. Arten är placerad högst upp i Skogsstyrelsens värdepyramid för bedömning av skog med höga naturvärden och indikerar gamla och relativt orörda tallnaturskogar med höga naturvärden där det under låg tid kontinuerligt funnits inslag av grova tallågor. För att på sikt hejda artens vikande trend behöver merparten av gräddporingens nu kända växtplatser undantas från skogsbruk. Gräddporing är typisk art för </w:t>
+      </w:r>
+      <w:r>
+        <w:rPr>
+          <w:i/>
+        </w:rPr>
+        <w:t>9010 Taiga</w:t>
+      </w:r>
+      <w:r>
+        <w:t xml:space="preserve"> (SLU Artdatabanken, 2024; Nitare &amp; Skogsstyrelsen, 2019).</w:t>
+      </w:r>
+    </w:p>
+    <w:p>
+      <w:r>
+        <w:rPr>
+          <w:b/>
+        </w:rPr>
         <w:t>Blanksvart spiklav (NT)</w:t>
       </w:r>
       <w:r>
@@ -441,6 +461,35 @@
       </w:r>
       <w:r>
         <w:t xml:space="preserve"> växer nästan uteslutande på bark av gamla, senvuxna granar i skuggiga lägen med hög och jämn luftfuktighet. Den vanligaste naturtypen för arten är kontinuitetsskogar på frisk mark men den finns också i sumpgranskogar. På lång sikt utgör avverkningar av olikåldriga granskogar av naturskogskaraktär ett allvarligt hot mot arten och skogsbruksåtgärder på eller i närheten av växtplatserna bör undvikas. Naturskogsartade, fuktiga granskogar med förekomster av arten signalerar höga biologiska värden och bör bevaras (SLU Artdatabanken, 2024; Nitare &amp; Skogsstyrelsen, 2019).</w:t>
+      </w:r>
+    </w:p>
+    <w:p>
+      <w:r>
+        <w:rPr>
+          <w:b/>
+        </w:rPr>
+        <w:t>Plattlummer (§9)</w:t>
+      </w:r>
+      <w:r>
+        <w:t xml:space="preserve"> växer främst i ljusöppna sandtallskogar eller annan gles, torr och brandpräglad hedbarrskog. Den är mest frekvent i olika typer av naturskogar och kontinuitetsskogar och missgynnas markant av slutavverkning och maskinell markberedning. Söder ut i landet förekommer de närstående arterna cypresslummer (EN, §8) och mellanlummer (NT, §9), vilka båda omfattas av EU:s art- och habitatdirektiv. Plattlummer är typisk art för </w:t>
+      </w:r>
+      <w:r>
+        <w:rPr>
+          <w:i/>
+        </w:rPr>
+        <w:t xml:space="preserve">9010 Taiga </w:t>
+      </w:r>
+      <w:r>
+        <w:t>och</w:t>
+      </w:r>
+      <w:r>
+        <w:rPr>
+          <w:i/>
+        </w:rPr>
+        <w:t xml:space="preserve"> 2320 Rissandhedar </w:t>
+      </w:r>
+      <w:r>
+        <w:t>(Nitare &amp; Skogsstyrelsen, 2019; SLU Artdatabanken, 2026).</w:t>
       </w:r>
     </w:p>
     <w:p>
@@ -578,7 +627,7 @@
         <w:rPr>
           <w:i/>
         </w:rPr>
-        <w:t>I det avverkningsanmälda skogsområdet har 9 naturvårdsarter varav 8 rödlistade arter sina livsmiljöer och växtplatser.</w:t>
+        <w:t>I det avverkningsanmälda skogsområdet har 11 naturvårdsarter varav 9 rödlistade arter sina livsmiljöer och växtplatser.</w:t>
       </w:r>
     </w:p>
     <w:p>
@@ -1107,7 +1156,7 @@
     <w:r>
       <w:tab/>
       <w:tab/>
-      <w:t>2026-09-30</w:t>
+      <w:t>2026-10-01</w:t>
       <w:br/>
       <w:br/>
     </w:r>

--- a/klagomål/A 21632-2025 FSC-klagomål.docx
+++ b/klagomål/A 21632-2025 FSC-klagomål.docx
@@ -1156,7 +1156,7 @@
     <w:r>
       <w:tab/>
       <w:tab/>
-      <w:t>2026-10-01</w:t>
+      <w:t>2026-10-02</w:t>
       <w:br/>
       <w:br/>
     </w:r>

--- a/klagomål/A 21632-2025 FSC-klagomål.docx
+++ b/klagomål/A 21632-2025 FSC-klagomål.docx
@@ -1156,7 +1156,7 @@
     <w:r>
       <w:tab/>
       <w:tab/>
-      <w:t>2026-10-02</w:t>
+      <w:t>2026-10-03</w:t>
       <w:br/>
       <w:br/>
     </w:r>

--- a/klagomål/A 21632-2025 FSC-klagomål.docx
+++ b/klagomål/A 21632-2025 FSC-klagomål.docx
@@ -1156,7 +1156,7 @@
     <w:r>
       <w:tab/>
       <w:tab/>
-      <w:t>2026-10-03</w:t>
+      <w:t>2026-10-04</w:t>
       <w:br/>
       <w:br/>
     </w:r>

--- a/klagomål/A 21632-2025 FSC-klagomål.docx
+++ b/klagomål/A 21632-2025 FSC-klagomål.docx
@@ -1156,7 +1156,7 @@
     <w:r>
       <w:tab/>
       <w:tab/>
-      <w:t>2026-10-04</w:t>
+      <w:t>2026-10-05</w:t>
       <w:br/>
       <w:br/>
     </w:r>

--- a/klagomål/A 21632-2025 FSC-klagomål.docx
+++ b/klagomål/A 21632-2025 FSC-klagomål.docx
@@ -1156,7 +1156,7 @@
     <w:r>
       <w:tab/>
       <w:tab/>
-      <w:t>2026-10-05</w:t>
+      <w:t>2026-10-06</w:t>
       <w:br/>
       <w:br/>
     </w:r>

--- a/klagomål/A 21632-2025 FSC-klagomål.docx
+++ b/klagomål/A 21632-2025 FSC-klagomål.docx
@@ -1156,7 +1156,7 @@
     <w:r>
       <w:tab/>
       <w:tab/>
-      <w:t>2026-10-06</w:t>
+      <w:t>2026-10-07</w:t>
       <w:br/>
       <w:br/>
     </w:r>

--- a/klagomål/A 21632-2025 FSC-klagomål.docx
+++ b/klagomål/A 21632-2025 FSC-klagomål.docx
@@ -1156,7 +1156,7 @@
     <w:r>
       <w:tab/>
       <w:tab/>
-      <w:t>2026-10-07</w:t>
+      <w:t>2026-10-08</w:t>
       <w:br/>
       <w:br/>
     </w:r>

--- a/klagomål/A 21632-2025 FSC-klagomål.docx
+++ b/klagomål/A 21632-2025 FSC-klagomål.docx
@@ -1156,7 +1156,7 @@
     <w:r>
       <w:tab/>
       <w:tab/>
-      <w:t>2026-10-08</w:t>
+      <w:t>2026-10-09</w:t>
       <w:br/>
       <w:br/>
     </w:r>

--- a/klagomål/A 21632-2025 FSC-klagomål.docx
+++ b/klagomål/A 21632-2025 FSC-klagomål.docx
@@ -221,7 +221,7 @@
     </w:p>
     <w:p>
       <w:r>
-        <w:t>I och inom 14 meter från avverkningsanmälan finns fynd av 11 naturvårdsarter, varav 9 är rödlistade, 3 är fridlysta, 8 är typiska (T) och 2 är signalarter (S): garnlav (VU, T), gräddporing (VU, T), blanksvart spiklav (NT), talltagel (NT, T), tretåig hackspett (NT, T, §4), ullticka (NT, T), vedflamlav (NT), vedskivlav (NT, T), vitgrynig nållav (NT), plattlummer (S, T, §9) och spindelblomster (S, T, §8). Se Figur 1.</w:t>
+        <w:t>I och inom 14 meter från avverkningsanmälan finns fynd av 9 naturvårdsarter, varav 8 är rödlistade, 2 är fridlysta, 6 är typiska (T) och 1 är signalart (S): garnlav (VU, T), blanksvart spiklav (NT), talltagel (NT, T), tretåig hackspett (NT, T, §4), ullticka (NT, T), vedflamlav (NT), vedskivlav (NT, T), vitgrynig nållav (NT) och spindelblomster (S, T, §8). Se Figur 1.</w:t>
       </w:r>
     </w:p>
     <w:p>
@@ -281,10 +281,21 @@
         <w:rPr>
           <w:b/>
         </w:rPr>
-        <w:t>Gräddporing (VU)</w:t>
-      </w:r>
-      <w:r>
-        <w:t xml:space="preserve"> växer nästan enbart i urskogsartad barrskog på gamla, kraftigt murkna, grova och mossbelupna tallågor i något fuktiga och skuggiga lägen. Arten är placerad högst upp i Skogsstyrelsens värdepyramid för bedömning av skog med höga naturvärden och indikerar gamla och relativt orörda tallnaturskogar med höga naturvärden där det under låg tid kontinuerligt funnits inslag av grova tallågor. För att på sikt hejda artens vikande trend behöver merparten av gräddporingens nu kända växtplatser undantas från skogsbruk. Gräddporing är typisk art för </w:t>
+        <w:t>Blanksvart spiklav (NT)</w:t>
+      </w:r>
+      <w:r>
+        <w:t xml:space="preserve"> förekommer på torr, hård, gammal kärnved men även på äldre ytved av tall i naturskogsartade bestånd med begränsad brandpåverkan och ostörd hydrologi. Skogsbruksåtgärder på eller i närheten av lokaler med blanksvart spiklav utgör ett hot. Naturskogsartade öppna tall- och barrblandskogar med blanksvart spiklav indikerar höga biologiska värden och bör bevaras (SLU Artdatabanken, 2024).</w:t>
+      </w:r>
+    </w:p>
+    <w:p>
+      <w:r>
+        <w:rPr>
+          <w:b/>
+        </w:rPr>
+        <w:t>Talltagel (NT)</w:t>
+      </w:r>
+      <w:r>
+        <w:t xml:space="preserve"> är en boreal art som förekommer på tall i äldre, öppna tallskogar. Den påverkas negativt av brist på kontinuitetsskog och minskningstakten bedöms vara nära gränsvärdet för Sårbar (VU). Talltagel är typisk art för </w:t>
       </w:r>
       <w:r>
         <w:rPr>
@@ -293,7 +304,7 @@
         <w:t>9010 Taiga</w:t>
       </w:r>
       <w:r>
-        <w:t xml:space="preserve"> (SLU Artdatabanken, 2024; Nitare &amp; Skogsstyrelsen, 2019).</w:t>
+        <w:t xml:space="preserve"> (SLU Artdatabanken, 2026).</w:t>
       </w:r>
     </w:p>
     <w:p>
@@ -301,10 +312,28 @@
         <w:rPr>
           <w:b/>
         </w:rPr>
-        <w:t>Blanksvart spiklav (NT)</w:t>
-      </w:r>
-      <w:r>
-        <w:t xml:space="preserve"> förekommer på torr, hård, gammal kärnved men även på äldre ytved av tall i naturskogsartade bestånd med begränsad brandpåverkan och ostörd hydrologi. Skogsbruksåtgärder på eller i närheten av lokaler med blanksvart spiklav utgör ett hot. Naturskogsartade öppna tall- och barrblandskogar med blanksvart spiklav indikerar höga biologiska värden och bör bevaras (SLU Artdatabanken, 2024).</w:t>
+        <w:t>Tretåig hackspett (NT, §4)</w:t>
+      </w:r>
+      <w:r>
+        <w:t xml:space="preserve"> är rödlistad som nära hotad och ingår i bilaga 1 i EU:s fågeldirektiv. Tretåig hackspett är för sin överlevnad beroende av kontinuerlig tillförsel av äldre döende och död ved, som sker genom naturliga självgallringsprocesser i äldre grannaturskogar och barrblandade naturskogar. Om en skog genom skogsbruk gallras eller glesas ur så upphör och uteblir i stort sett den naturliga självgallringsprocessen för mycket lång tid framöver vilket omöjliggör upprätthållandet av den kontinuerliga ekologiska funktionen i ett område. Det finns studier som visar att naturskogens självgallringsprocess som den tretåiga hackspetten är beroende av, inte kan ersättas med efterlämnad hänsyn i skogsbruket (Imbeau &amp; Desrochers, 2002). Storleken på häckningsreviret varierar med skogstypen, förekomsten av död ved och graden av fragmentering, men är i allmänhet i storleksordningen 25–100 hektar. Vintertid krävs ofta betydligt större områden och det finns studier som antyder att arten behöver minst 100 hektar äldre skog. I områden med låg bonitet kan det behövas över 200 hektar lämpligt habitat för att ett par ska kunna reproducera sig. Områden med dokumenterad permanent förekomst i naturskogsmiljöer har vanligen så stora naturvärden att skogsbruk är olämpligt. Tretåig hackspett är typisk art för </w:t>
+      </w:r>
+      <w:r>
+        <w:rPr>
+          <w:i/>
+        </w:rPr>
+        <w:t xml:space="preserve">9010 Taiga, 9740 Skogsbevuxen myr, 9030 Landhöjningsskog </w:t>
+      </w:r>
+      <w:r>
+        <w:t xml:space="preserve">och </w:t>
+      </w:r>
+      <w:r>
+        <w:rPr>
+          <w:i/>
+        </w:rPr>
+        <w:t>9040 Fjällbjörkskog</w:t>
+      </w:r>
+      <w:r>
+        <w:t xml:space="preserve"> (Skogsstyrelsen, 2016; SLU Artdatabanken, 2024).</w:t>
       </w:r>
     </w:p>
     <w:p>
@@ -312,10 +341,86 @@
         <w:rPr>
           <w:b/>
         </w:rPr>
-        <w:t>Talltagel (NT)</w:t>
-      </w:r>
-      <w:r>
-        <w:t xml:space="preserve"> är en boreal art som förekommer på tall i äldre, öppna tallskogar. Den påverkas negativt av brist på kontinuitetsskog och minskningstakten bedöms vara nära gränsvärdet för Sårbar (VU). Talltagel är typisk art för </w:t>
+        <w:t>Ullticka (NT)</w:t>
+      </w:r>
+      <w:r>
+        <w:t xml:space="preserve"> är knuten till restbestånd av barrnaturskog och förekommer med ett tydligt optimum i orörda eller måttligt påverkade gamla granskogar där det föreligger viss kontinuitet av grov död ved. Ullticka är en bra signalart inom hela sitt utbredningsområde och i södra Sverige är den sällsynt och en god signalart för skyddsvärda granskogsmiljöer. Den hotas av avverkning och fragmentering av naturskog och äldre granskog med lång trädkontinuitet. På ullticka kan ibland ulltickeporing (VU) påträffas - det är en sällsynt ticka som nyligen delats upp i de tre olika arterna ulltickeporing </w:t>
+      </w:r>
+      <w:r>
+        <w:rPr>
+          <w:i/>
+        </w:rPr>
+        <w:t xml:space="preserve">Skeletocutis brevispora </w:t>
+      </w:r>
+      <w:r>
+        <w:t>(VU)</w:t>
+      </w:r>
+      <w:r>
+        <w:rPr>
+          <w:i/>
+        </w:rPr>
+        <w:t>, Skeletocutis delicata</w:t>
+      </w:r>
+      <w:r>
+        <w:t xml:space="preserve"> (VU)</w:t>
+      </w:r>
+      <w:r>
+        <w:rPr>
+          <w:i/>
+        </w:rPr>
+        <w:t xml:space="preserve"> och Skeletocutis exilis</w:t>
+      </w:r>
+      <w:r>
+        <w:t xml:space="preserve"> (NT). Ullticka är typisk art för </w:t>
+      </w:r>
+      <w:r>
+        <w:rPr>
+          <w:i/>
+        </w:rPr>
+        <w:t xml:space="preserve">9010 Taiga, 9050 Näringsrik granskog </w:t>
+      </w:r>
+      <w:r>
+        <w:t xml:space="preserve">och </w:t>
+      </w:r>
+      <w:r>
+        <w:rPr>
+          <w:i/>
+        </w:rPr>
+        <w:t>9030 Landhöjningsskog</w:t>
+      </w:r>
+      <w:r>
+        <w:t xml:space="preserve"> (SLU Artdatabanken, 2026; Nitare &amp; Skogsstyrelsen, 2019; Miettinen &amp; Niemelä, 2018).</w:t>
+      </w:r>
+    </w:p>
+    <w:p>
+      <w:r>
+        <w:rPr>
+          <w:b/>
+        </w:rPr>
+        <w:t>Vedflamlav (NT)</w:t>
+      </w:r>
+      <w:r>
+        <w:t xml:space="preserve"> växer på gammal hård och torr, exponerad kärnved av tall, främst på högstubbar i ljusöppna lägen, t.ex. vid och på myrar, sjökanter, i glesa hällmarkskogar och i brandpräglade tallnaturskogar. Substratet nyskapas i begränsad omfattning och arten är en utmärkt indikator på höga naturvärden i denna skogstyp. Tall- och barrblandskogar med naturskogskaraktär och spår av bränder har ofta höga biologiska värden och bör skyddas. På vedflamlavens bål kan den sällsynta spiklaven/parasiten </w:t>
+      </w:r>
+      <w:r>
+        <w:rPr>
+          <w:i/>
+        </w:rPr>
+        <w:t>Calicium ramboldiicola</w:t>
+      </w:r>
+      <w:r>
+        <w:t xml:space="preserve"> (VU) påträffas (SLU Artdatabanken, 2026).</w:t>
+      </w:r>
+    </w:p>
+    <w:p>
+      <w:r>
+        <w:rPr>
+          <w:b/>
+        </w:rPr>
+        <w:t>Vedskivlav (NT)</w:t>
+      </w:r>
+      <w:r>
+        <w:t xml:space="preserve"> växer på gammal, torr, exponerad, hård kärnved av framförallt tall i naturskogsartade bestånd. Avverkning av tallskog av naturskogskaraktär med spår av återkommande bränder är ett hot. Mängden lämplig ved att växa på för vedskivlav minskar, dels på grund av naturlig nedbrytning men framförallt på grund av att de förstörs i samband med slutavverkningar, gallringar och markberedning. Tall- och blandbarrskogar av naturskogskaraktär med spår av återkommande bränder bör skyddas. Vedskivlav är typisk art för </w:t>
       </w:r>
       <w:r>
         <w:rPr>
@@ -324,131 +429,6 @@
         <w:t>9010 Taiga</w:t>
       </w:r>
       <w:r>
-        <w:t xml:space="preserve"> (SLU Artdatabanken, 2026).</w:t>
-      </w:r>
-    </w:p>
-    <w:p>
-      <w:r>
-        <w:rPr>
-          <w:b/>
-        </w:rPr>
-        <w:t>Tretåig hackspett (NT, §4)</w:t>
-      </w:r>
-      <w:r>
-        <w:t xml:space="preserve"> är rödlistad som nära hotad och ingår i bilaga 1 i EU:s fågeldirektiv. Tretåig hackspett är för sin överlevnad beroende av kontinuerlig tillförsel av äldre döende och död ved, som sker genom naturliga självgallringsprocesser i äldre grannaturskogar och barrblandade naturskogar. Om en skog genom skogsbruk gallras eller glesas ur så upphör och uteblir i stort sett den naturliga självgallringsprocessen för mycket lång tid framöver vilket omöjliggör upprätthållandet av den kontinuerliga ekologiska funktionen i ett område. Det finns studier som visar att naturskogens självgallringsprocess som den tretåiga hackspetten är beroende av, inte kan ersättas med efterlämnad hänsyn i skogsbruket (Imbeau &amp; Desrochers, 2002). Storleken på häckningsreviret varierar med skogstypen, förekomsten av död ved och graden av fragmentering, men är i allmänhet i storleksordningen 25–100 hektar. Vintertid krävs ofta betydligt större områden och det finns studier som antyder att arten behöver minst 100 hektar äldre skog. I områden med låg bonitet kan det behövas över 200 hektar lämpligt habitat för att ett par ska kunna reproducera sig. Områden med dokumenterad permanent förekomst i naturskogsmiljöer har vanligen så stora naturvärden att skogsbruk är olämpligt. Tretåig hackspett är typisk art för </w:t>
-      </w:r>
-      <w:r>
-        <w:rPr>
-          <w:i/>
-        </w:rPr>
-        <w:t xml:space="preserve">9010 Taiga, 9740 Skogsbevuxen myr, 9030 Landhöjningsskog </w:t>
-      </w:r>
-      <w:r>
-        <w:t xml:space="preserve">och </w:t>
-      </w:r>
-      <w:r>
-        <w:rPr>
-          <w:i/>
-        </w:rPr>
-        <w:t>9040 Fjällbjörkskog</w:t>
-      </w:r>
-      <w:r>
-        <w:t xml:space="preserve"> (Skogsstyrelsen, 2016; SLU Artdatabanken, 2024).</w:t>
-      </w:r>
-    </w:p>
-    <w:p>
-      <w:r>
-        <w:rPr>
-          <w:b/>
-        </w:rPr>
-        <w:t>Ullticka (NT)</w:t>
-      </w:r>
-      <w:r>
-        <w:t xml:space="preserve"> är knuten till restbestånd av barrnaturskog och förekommer med ett tydligt optimum i orörda eller måttligt påverkade gamla granskogar där det föreligger viss kontinuitet av grov död ved. Ullticka är en bra signalart inom hela sitt utbredningsområde och i södra Sverige är den sällsynt och en god signalart för skyddsvärda granskogsmiljöer. Den hotas av avverkning och fragmentering av naturskog och äldre granskog med lång trädkontinuitet. På ullticka kan ibland ulltickeporing (VU) påträffas - det är en sällsynt ticka som nyligen delats upp i de tre olika arterna ulltickeporing </w:t>
-      </w:r>
-      <w:r>
-        <w:rPr>
-          <w:i/>
-        </w:rPr>
-        <w:t xml:space="preserve">Skeletocutis brevispora </w:t>
-      </w:r>
-      <w:r>
-        <w:t>(VU)</w:t>
-      </w:r>
-      <w:r>
-        <w:rPr>
-          <w:i/>
-        </w:rPr>
-        <w:t>, Skeletocutis delicata</w:t>
-      </w:r>
-      <w:r>
-        <w:t xml:space="preserve"> (VU)</w:t>
-      </w:r>
-      <w:r>
-        <w:rPr>
-          <w:i/>
-        </w:rPr>
-        <w:t xml:space="preserve"> och Skeletocutis exilis</w:t>
-      </w:r>
-      <w:r>
-        <w:t xml:space="preserve"> (NT). Ullticka är typisk art för </w:t>
-      </w:r>
-      <w:r>
-        <w:rPr>
-          <w:i/>
-        </w:rPr>
-        <w:t xml:space="preserve">9010 Taiga, 9050 Näringsrik granskog </w:t>
-      </w:r>
-      <w:r>
-        <w:t xml:space="preserve">och </w:t>
-      </w:r>
-      <w:r>
-        <w:rPr>
-          <w:i/>
-        </w:rPr>
-        <w:t>9030 Landhöjningsskog</w:t>
-      </w:r>
-      <w:r>
-        <w:t xml:space="preserve"> (SLU Artdatabanken, 2026; Nitare &amp; Skogsstyrelsen, 2019; Miettinen &amp; Niemelä, 2018).</w:t>
-      </w:r>
-    </w:p>
-    <w:p>
-      <w:r>
-        <w:rPr>
-          <w:b/>
-        </w:rPr>
-        <w:t>Vedflamlav (NT)</w:t>
-      </w:r>
-      <w:r>
-        <w:t xml:space="preserve"> växer på gammal hård och torr, exponerad kärnved av tall, främst på högstubbar i ljusöppna lägen, t.ex. vid och på myrar, sjökanter, i glesa hällmarkskogar och i brandpräglade tallnaturskogar. Substratet nyskapas i begränsad omfattning och arten är en utmärkt indikator på höga naturvärden i denna skogstyp. Tall- och barrblandskogar med naturskogskaraktär och spår av bränder har ofta höga biologiska värden och bör skyddas. På vedflamlavens bål kan den sällsynta spiklaven/parasiten </w:t>
-      </w:r>
-      <w:r>
-        <w:rPr>
-          <w:i/>
-        </w:rPr>
-        <w:t>Calicium ramboldiicola</w:t>
-      </w:r>
-      <w:r>
-        <w:t xml:space="preserve"> (VU) påträffas (SLU Artdatabanken, 2026).</w:t>
-      </w:r>
-    </w:p>
-    <w:p>
-      <w:r>
-        <w:rPr>
-          <w:b/>
-        </w:rPr>
-        <w:t>Vedskivlav (NT)</w:t>
-      </w:r>
-      <w:r>
-        <w:t xml:space="preserve"> växer på gammal, torr, exponerad, hård kärnved av framförallt tall i naturskogsartade bestånd. Avverkning av tallskog av naturskogskaraktär med spår av återkommande bränder är ett hot. Mängden lämplig ved att växa på för vedskivlav minskar, dels på grund av naturlig nedbrytning men framförallt på grund av att de förstörs i samband med slutavverkningar, gallringar och markberedning. Tall- och blandbarrskogar av naturskogskaraktär med spår av återkommande bränder bör skyddas. Vedskivlav är typisk art för </w:t>
-      </w:r>
-      <w:r>
-        <w:rPr>
-          <w:i/>
-        </w:rPr>
-        <w:t>9010 Taiga</w:t>
-      </w:r>
-      <w:r>
         <w:t xml:space="preserve"> (SLU Artdatabanken, 2024).</w:t>
       </w:r>
     </w:p>
@@ -461,35 +441,6 @@
       </w:r>
       <w:r>
         <w:t xml:space="preserve"> växer nästan uteslutande på bark av gamla, senvuxna granar i skuggiga lägen med hög och jämn luftfuktighet. Den vanligaste naturtypen för arten är kontinuitetsskogar på frisk mark men den finns också i sumpgranskogar. På lång sikt utgör avverkningar av olikåldriga granskogar av naturskogskaraktär ett allvarligt hot mot arten och skogsbruksåtgärder på eller i närheten av växtplatserna bör undvikas. Naturskogsartade, fuktiga granskogar med förekomster av arten signalerar höga biologiska värden och bör bevaras (SLU Artdatabanken, 2024; Nitare &amp; Skogsstyrelsen, 2019).</w:t>
-      </w:r>
-    </w:p>
-    <w:p>
-      <w:r>
-        <w:rPr>
-          <w:b/>
-        </w:rPr>
-        <w:t>Plattlummer (§9)</w:t>
-      </w:r>
-      <w:r>
-        <w:t xml:space="preserve"> växer främst i ljusöppna sandtallskogar eller annan gles, torr och brandpräglad hedbarrskog. Den är mest frekvent i olika typer av naturskogar och kontinuitetsskogar och missgynnas markant av slutavverkning och maskinell markberedning. Söder ut i landet förekommer de närstående arterna cypresslummer (EN, §8) och mellanlummer (NT, §9), vilka båda omfattas av EU:s art- och habitatdirektiv. Plattlummer är typisk art för </w:t>
-      </w:r>
-      <w:r>
-        <w:rPr>
-          <w:i/>
-        </w:rPr>
-        <w:t xml:space="preserve">9010 Taiga </w:t>
-      </w:r>
-      <w:r>
-        <w:t>och</w:t>
-      </w:r>
-      <w:r>
-        <w:rPr>
-          <w:i/>
-        </w:rPr>
-        <w:t xml:space="preserve"> 2320 Rissandhedar </w:t>
-      </w:r>
-      <w:r>
-        <w:t>(Nitare &amp; Skogsstyrelsen, 2019; SLU Artdatabanken, 2026).</w:t>
       </w:r>
     </w:p>
     <w:p>
@@ -627,7 +578,7 @@
         <w:rPr>
           <w:i/>
         </w:rPr>
-        <w:t>I det avverkningsanmälda skogsområdet har 11 naturvårdsarter varav 9 rödlistade arter sina livsmiljöer och växtplatser.</w:t>
+        <w:t>I det avverkningsanmälda skogsområdet har 9 naturvårdsarter varav 8 rödlistade arter sina livsmiljöer och växtplatser.</w:t>
       </w:r>
     </w:p>
     <w:p>
@@ -1156,7 +1107,7 @@
     <w:r>
       <w:tab/>
       <w:tab/>
-      <w:t>2026-10-09</w:t>
+      <w:t>2026-10-10</w:t>
       <w:br/>
       <w:br/>
     </w:r>

--- a/klagomål/A 21632-2025 FSC-klagomål.docx
+++ b/klagomål/A 21632-2025 FSC-klagomål.docx
@@ -221,7 +221,7 @@
     </w:p>
     <w:p>
       <w:r>
-        <w:t>I och inom 14 meter från avverkningsanmälan finns fynd av 9 naturvårdsarter, varav 8 är rödlistade, 2 är fridlysta, 6 är typiska (T) och 1 är signalart (S): garnlav (VU, T), blanksvart spiklav (NT), talltagel (NT, T), tretåig hackspett (NT, T, §4), ullticka (NT, T), vedflamlav (NT), vedskivlav (NT, T), vitgrynig nållav (NT) och spindelblomster (S, T, §8). Se Figur 1.</w:t>
+        <w:t>I och inom 14 meter från avverkningsanmälan finns fynd av 11 naturvårdsarter, varav 9 är rödlistade, 3 är fridlysta, 8 är typiska (T) och 2 är signalarter (S): garnlav (VU, T), gräddporing (VU, T), blanksvart spiklav (NT), talltagel (NT, T), tretåig hackspett (NT, T, §4), ullticka (NT, T), vedflamlav (NT), vedskivlav (NT, T), vitgrynig nållav (NT), plattlummer (S, T, §9) och spindelblomster (S, T, §8). Se Figur 1.</w:t>
       </w:r>
     </w:p>
     <w:p>
@@ -281,6 +281,26 @@
         <w:rPr>
           <w:b/>
         </w:rPr>
+        <w:t>Gräddporing (VU)</w:t>
+      </w:r>
+      <w:r>
+        <w:t xml:space="preserve"> växer nästan enbart i urskogsartad barrskog på gamla, kraftigt murkna, grova och mossbelupna tallågor i något fuktiga och skuggiga lägen. Arten är placerad högst upp i Skogsstyrelsens värdepyramid för bedömning av skog med höga naturvärden och indikerar gamla och relativt orörda tallnaturskogar med höga naturvärden där det under låg tid kontinuerligt funnits inslag av grova tallågor. För att på sikt hejda artens vikande trend behöver merparten av gräddporingens nu kända växtplatser undantas från skogsbruk. Gräddporing är typisk art för </w:t>
+      </w:r>
+      <w:r>
+        <w:rPr>
+          <w:i/>
+        </w:rPr>
+        <w:t>9010 Taiga</w:t>
+      </w:r>
+      <w:r>
+        <w:t xml:space="preserve"> (SLU Artdatabanken, 2024; Nitare &amp; Skogsstyrelsen, 2019).</w:t>
+      </w:r>
+    </w:p>
+    <w:p>
+      <w:r>
+        <w:rPr>
+          <w:b/>
+        </w:rPr>
         <w:t>Blanksvart spiklav (NT)</w:t>
       </w:r>
       <w:r>
@@ -441,6 +461,35 @@
       </w:r>
       <w:r>
         <w:t xml:space="preserve"> växer nästan uteslutande på bark av gamla, senvuxna granar i skuggiga lägen med hög och jämn luftfuktighet. Den vanligaste naturtypen för arten är kontinuitetsskogar på frisk mark men den finns också i sumpgranskogar. På lång sikt utgör avverkningar av olikåldriga granskogar av naturskogskaraktär ett allvarligt hot mot arten och skogsbruksåtgärder på eller i närheten av växtplatserna bör undvikas. Naturskogsartade, fuktiga granskogar med förekomster av arten signalerar höga biologiska värden och bör bevaras (SLU Artdatabanken, 2024; Nitare &amp; Skogsstyrelsen, 2019).</w:t>
+      </w:r>
+    </w:p>
+    <w:p>
+      <w:r>
+        <w:rPr>
+          <w:b/>
+        </w:rPr>
+        <w:t>Plattlummer (§9)</w:t>
+      </w:r>
+      <w:r>
+        <w:t xml:space="preserve"> växer främst i ljusöppna sandtallskogar eller annan gles, torr och brandpräglad hedbarrskog. Den är mest frekvent i olika typer av naturskogar och kontinuitetsskogar och missgynnas markant av slutavverkning och maskinell markberedning. Söder ut i landet förekommer de närstående arterna cypresslummer (EN, §8) och mellanlummer (NT, §9), vilka båda omfattas av EU:s art- och habitatdirektiv. Plattlummer är typisk art för </w:t>
+      </w:r>
+      <w:r>
+        <w:rPr>
+          <w:i/>
+        </w:rPr>
+        <w:t xml:space="preserve">9010 Taiga </w:t>
+      </w:r>
+      <w:r>
+        <w:t>och</w:t>
+      </w:r>
+      <w:r>
+        <w:rPr>
+          <w:i/>
+        </w:rPr>
+        <w:t xml:space="preserve"> 2320 Rissandhedar </w:t>
+      </w:r>
+      <w:r>
+        <w:t>(Nitare &amp; Skogsstyrelsen, 2019; SLU Artdatabanken, 2026).</w:t>
       </w:r>
     </w:p>
     <w:p>
@@ -578,7 +627,7 @@
         <w:rPr>
           <w:i/>
         </w:rPr>
-        <w:t>I det avverkningsanmälda skogsområdet har 9 naturvårdsarter varav 8 rödlistade arter sina livsmiljöer och växtplatser.</w:t>
+        <w:t>I det avverkningsanmälda skogsområdet har 11 naturvårdsarter varav 9 rödlistade arter sina livsmiljöer och växtplatser.</w:t>
       </w:r>
     </w:p>
     <w:p>
@@ -1107,7 +1156,7 @@
     <w:r>
       <w:tab/>
       <w:tab/>
-      <w:t>2026-10-10</w:t>
+      <w:t>2026-10-11</w:t>
       <w:br/>
       <w:br/>
     </w:r>

--- a/klagomål/A 21632-2025 FSC-klagomål.docx
+++ b/klagomål/A 21632-2025 FSC-klagomål.docx
@@ -221,7 +221,7 @@
     </w:p>
     <w:p>
       <w:r>
-        <w:t>I och inom 14 meter från avverkningsanmälan finns fynd av 11 naturvårdsarter, varav 9 är rödlistade, 3 är fridlysta, 8 är typiska (T) och 2 är signalarter (S): garnlav (VU, T), gräddporing (VU, T), blanksvart spiklav (NT), talltagel (NT, T), tretåig hackspett (NT, T, §4), ullticka (NT, T), vedflamlav (NT), vedskivlav (NT, T), vitgrynig nållav (NT), plattlummer (S, T, §9) och spindelblomster (S, T, §8). Se Figur 1.</w:t>
+        <w:t>I och inom 14 meter från avverkningsanmälan finns fynd av 9 naturvårdsarter, varav 8 är rödlistade, 2 är fridlysta, 6 är typiska (T) och 1 är signalart (S): garnlav (VU, T), blanksvart spiklav (NT), talltagel (NT, T), tretåig hackspett (NT, T, §4), ullticka (NT, T), vedflamlav (NT), vedskivlav (NT, T), vitgrynig nållav (NT) och spindelblomster (S, T, §8). Se Figur 1.</w:t>
       </w:r>
     </w:p>
     <w:p>
@@ -281,10 +281,21 @@
         <w:rPr>
           <w:b/>
         </w:rPr>
-        <w:t>Gräddporing (VU)</w:t>
-      </w:r>
-      <w:r>
-        <w:t xml:space="preserve"> växer nästan enbart i urskogsartad barrskog på gamla, kraftigt murkna, grova och mossbelupna tallågor i något fuktiga och skuggiga lägen. Arten är placerad högst upp i Skogsstyrelsens värdepyramid för bedömning av skog med höga naturvärden och indikerar gamla och relativt orörda tallnaturskogar med höga naturvärden där det under låg tid kontinuerligt funnits inslag av grova tallågor. För att på sikt hejda artens vikande trend behöver merparten av gräddporingens nu kända växtplatser undantas från skogsbruk. Gräddporing är typisk art för </w:t>
+        <w:t>Blanksvart spiklav (NT)</w:t>
+      </w:r>
+      <w:r>
+        <w:t xml:space="preserve"> förekommer på torr, hård, gammal kärnved men även på äldre ytved av tall i naturskogsartade bestånd med begränsad brandpåverkan och ostörd hydrologi. Skogsbruksåtgärder på eller i närheten av lokaler med blanksvart spiklav utgör ett hot. Naturskogsartade öppna tall- och barrblandskogar med blanksvart spiklav indikerar höga biologiska värden och bör bevaras (SLU Artdatabanken, 2024).</w:t>
+      </w:r>
+    </w:p>
+    <w:p>
+      <w:r>
+        <w:rPr>
+          <w:b/>
+        </w:rPr>
+        <w:t>Talltagel (NT)</w:t>
+      </w:r>
+      <w:r>
+        <w:t xml:space="preserve"> är en boreal art som förekommer på tall i äldre, öppna tallskogar. Den påverkas negativt av brist på kontinuitetsskog och minskningstakten bedöms vara nära gränsvärdet för Sårbar (VU). Talltagel är typisk art för </w:t>
       </w:r>
       <w:r>
         <w:rPr>
@@ -293,7 +304,7 @@
         <w:t>9010 Taiga</w:t>
       </w:r>
       <w:r>
-        <w:t xml:space="preserve"> (SLU Artdatabanken, 2024; Nitare &amp; Skogsstyrelsen, 2019).</w:t>
+        <w:t xml:space="preserve"> (SLU Artdatabanken, 2026).</w:t>
       </w:r>
     </w:p>
     <w:p>
@@ -301,10 +312,28 @@
         <w:rPr>
           <w:b/>
         </w:rPr>
-        <w:t>Blanksvart spiklav (NT)</w:t>
-      </w:r>
-      <w:r>
-        <w:t xml:space="preserve"> förekommer på torr, hård, gammal kärnved men även på äldre ytved av tall i naturskogsartade bestånd med begränsad brandpåverkan och ostörd hydrologi. Skogsbruksåtgärder på eller i närheten av lokaler med blanksvart spiklav utgör ett hot. Naturskogsartade öppna tall- och barrblandskogar med blanksvart spiklav indikerar höga biologiska värden och bör bevaras (SLU Artdatabanken, 2024).</w:t>
+        <w:t>Tretåig hackspett (NT, §4)</w:t>
+      </w:r>
+      <w:r>
+        <w:t xml:space="preserve"> är rödlistad som nära hotad och ingår i bilaga 1 i EU:s fågeldirektiv. Tretåig hackspett är för sin överlevnad beroende av kontinuerlig tillförsel av äldre döende och död ved, som sker genom naturliga självgallringsprocesser i äldre grannaturskogar och barrblandade naturskogar. Om en skog genom skogsbruk gallras eller glesas ur så upphör och uteblir i stort sett den naturliga självgallringsprocessen för mycket lång tid framöver vilket omöjliggör upprätthållandet av den kontinuerliga ekologiska funktionen i ett område. Det finns studier som visar att naturskogens självgallringsprocess som den tretåiga hackspetten är beroende av, inte kan ersättas med efterlämnad hänsyn i skogsbruket (Imbeau &amp; Desrochers, 2002). Storleken på häckningsreviret varierar med skogstypen, förekomsten av död ved och graden av fragmentering, men är i allmänhet i storleksordningen 25–100 hektar. Vintertid krävs ofta betydligt större områden och det finns studier som antyder att arten behöver minst 100 hektar äldre skog. I områden med låg bonitet kan det behövas över 200 hektar lämpligt habitat för att ett par ska kunna reproducera sig. Områden med dokumenterad permanent förekomst i naturskogsmiljöer har vanligen så stora naturvärden att skogsbruk är olämpligt. Tretåig hackspett är typisk art för </w:t>
+      </w:r>
+      <w:r>
+        <w:rPr>
+          <w:i/>
+        </w:rPr>
+        <w:t xml:space="preserve">9010 Taiga, 9740 Skogsbevuxen myr, 9030 Landhöjningsskog </w:t>
+      </w:r>
+      <w:r>
+        <w:t xml:space="preserve">och </w:t>
+      </w:r>
+      <w:r>
+        <w:rPr>
+          <w:i/>
+        </w:rPr>
+        <w:t>9040 Fjällbjörkskog</w:t>
+      </w:r>
+      <w:r>
+        <w:t xml:space="preserve"> (Skogsstyrelsen, 2016; SLU Artdatabanken, 2024).</w:t>
       </w:r>
     </w:p>
     <w:p>
@@ -312,10 +341,86 @@
         <w:rPr>
           <w:b/>
         </w:rPr>
-        <w:t>Talltagel (NT)</w:t>
-      </w:r>
-      <w:r>
-        <w:t xml:space="preserve"> är en boreal art som förekommer på tall i äldre, öppna tallskogar. Den påverkas negativt av brist på kontinuitetsskog och minskningstakten bedöms vara nära gränsvärdet för Sårbar (VU). Talltagel är typisk art för </w:t>
+        <w:t>Ullticka (NT)</w:t>
+      </w:r>
+      <w:r>
+        <w:t xml:space="preserve"> är knuten till restbestånd av barrnaturskog och förekommer med ett tydligt optimum i orörda eller måttligt påverkade gamla granskogar där det föreligger viss kontinuitet av grov död ved. Ullticka är en bra signalart inom hela sitt utbredningsområde och i södra Sverige är den sällsynt och en god signalart för skyddsvärda granskogsmiljöer. Den hotas av avverkning och fragmentering av naturskog och äldre granskog med lång trädkontinuitet. På ullticka kan ibland ulltickeporing (VU) påträffas - det är en sällsynt ticka som nyligen delats upp i de tre olika arterna ulltickeporing </w:t>
+      </w:r>
+      <w:r>
+        <w:rPr>
+          <w:i/>
+        </w:rPr>
+        <w:t xml:space="preserve">Skeletocutis brevispora </w:t>
+      </w:r>
+      <w:r>
+        <w:t>(VU)</w:t>
+      </w:r>
+      <w:r>
+        <w:rPr>
+          <w:i/>
+        </w:rPr>
+        <w:t>, Skeletocutis delicata</w:t>
+      </w:r>
+      <w:r>
+        <w:t xml:space="preserve"> (VU)</w:t>
+      </w:r>
+      <w:r>
+        <w:rPr>
+          <w:i/>
+        </w:rPr>
+        <w:t xml:space="preserve"> och Skeletocutis exilis</w:t>
+      </w:r>
+      <w:r>
+        <w:t xml:space="preserve"> (NT). Ullticka är typisk art för </w:t>
+      </w:r>
+      <w:r>
+        <w:rPr>
+          <w:i/>
+        </w:rPr>
+        <w:t xml:space="preserve">9010 Taiga, 9050 Näringsrik granskog </w:t>
+      </w:r>
+      <w:r>
+        <w:t xml:space="preserve">och </w:t>
+      </w:r>
+      <w:r>
+        <w:rPr>
+          <w:i/>
+        </w:rPr>
+        <w:t>9030 Landhöjningsskog</w:t>
+      </w:r>
+      <w:r>
+        <w:t xml:space="preserve"> (SLU Artdatabanken, 2026; Nitare &amp; Skogsstyrelsen, 2019; Miettinen &amp; Niemelä, 2018).</w:t>
+      </w:r>
+    </w:p>
+    <w:p>
+      <w:r>
+        <w:rPr>
+          <w:b/>
+        </w:rPr>
+        <w:t>Vedflamlav (NT)</w:t>
+      </w:r>
+      <w:r>
+        <w:t xml:space="preserve"> växer på gammal hård och torr, exponerad kärnved av tall, främst på högstubbar i ljusöppna lägen, t.ex. vid och på myrar, sjökanter, i glesa hällmarkskogar och i brandpräglade tallnaturskogar. Substratet nyskapas i begränsad omfattning och arten är en utmärkt indikator på höga naturvärden i denna skogstyp. Tall- och barrblandskogar med naturskogskaraktär och spår av bränder har ofta höga biologiska värden och bör skyddas. På vedflamlavens bål kan den sällsynta spiklaven/parasiten </w:t>
+      </w:r>
+      <w:r>
+        <w:rPr>
+          <w:i/>
+        </w:rPr>
+        <w:t>Calicium ramboldiicola</w:t>
+      </w:r>
+      <w:r>
+        <w:t xml:space="preserve"> (VU) påträffas (SLU Artdatabanken, 2026).</w:t>
+      </w:r>
+    </w:p>
+    <w:p>
+      <w:r>
+        <w:rPr>
+          <w:b/>
+        </w:rPr>
+        <w:t>Vedskivlav (NT)</w:t>
+      </w:r>
+      <w:r>
+        <w:t xml:space="preserve"> växer på gammal, torr, exponerad, hård kärnved av framförallt tall i naturskogsartade bestånd. Avverkning av tallskog av naturskogskaraktär med spår av återkommande bränder är ett hot. Mängden lämplig ved att växa på för vedskivlav minskar, dels på grund av naturlig nedbrytning men framförallt på grund av att de förstörs i samband med slutavverkningar, gallringar och markberedning. Tall- och blandbarrskogar av naturskogskaraktär med spår av återkommande bränder bör skyddas. Vedskivlav är typisk art för </w:t>
       </w:r>
       <w:r>
         <w:rPr>
@@ -324,131 +429,6 @@
         <w:t>9010 Taiga</w:t>
       </w:r>
       <w:r>
-        <w:t xml:space="preserve"> (SLU Artdatabanken, 2026).</w:t>
-      </w:r>
-    </w:p>
-    <w:p>
-      <w:r>
-        <w:rPr>
-          <w:b/>
-        </w:rPr>
-        <w:t>Tretåig hackspett (NT, §4)</w:t>
-      </w:r>
-      <w:r>
-        <w:t xml:space="preserve"> är rödlistad som nära hotad och ingår i bilaga 1 i EU:s fågeldirektiv. Tretåig hackspett är för sin överlevnad beroende av kontinuerlig tillförsel av äldre döende och död ved, som sker genom naturliga självgallringsprocesser i äldre grannaturskogar och barrblandade naturskogar. Om en skog genom skogsbruk gallras eller glesas ur så upphör och uteblir i stort sett den naturliga självgallringsprocessen för mycket lång tid framöver vilket omöjliggör upprätthållandet av den kontinuerliga ekologiska funktionen i ett område. Det finns studier som visar att naturskogens självgallringsprocess som den tretåiga hackspetten är beroende av, inte kan ersättas med efterlämnad hänsyn i skogsbruket (Imbeau &amp; Desrochers, 2002). Storleken på häckningsreviret varierar med skogstypen, förekomsten av död ved och graden av fragmentering, men är i allmänhet i storleksordningen 25–100 hektar. Vintertid krävs ofta betydligt större områden och det finns studier som antyder att arten behöver minst 100 hektar äldre skog. I områden med låg bonitet kan det behövas över 200 hektar lämpligt habitat för att ett par ska kunna reproducera sig. Områden med dokumenterad permanent förekomst i naturskogsmiljöer har vanligen så stora naturvärden att skogsbruk är olämpligt. Tretåig hackspett är typisk art för </w:t>
-      </w:r>
-      <w:r>
-        <w:rPr>
-          <w:i/>
-        </w:rPr>
-        <w:t xml:space="preserve">9010 Taiga, 9740 Skogsbevuxen myr, 9030 Landhöjningsskog </w:t>
-      </w:r>
-      <w:r>
-        <w:t xml:space="preserve">och </w:t>
-      </w:r>
-      <w:r>
-        <w:rPr>
-          <w:i/>
-        </w:rPr>
-        <w:t>9040 Fjällbjörkskog</w:t>
-      </w:r>
-      <w:r>
-        <w:t xml:space="preserve"> (Skogsstyrelsen, 2016; SLU Artdatabanken, 2024).</w:t>
-      </w:r>
-    </w:p>
-    <w:p>
-      <w:r>
-        <w:rPr>
-          <w:b/>
-        </w:rPr>
-        <w:t>Ullticka (NT)</w:t>
-      </w:r>
-      <w:r>
-        <w:t xml:space="preserve"> är knuten till restbestånd av barrnaturskog och förekommer med ett tydligt optimum i orörda eller måttligt påverkade gamla granskogar där det föreligger viss kontinuitet av grov död ved. Ullticka är en bra signalart inom hela sitt utbredningsområde och i södra Sverige är den sällsynt och en god signalart för skyddsvärda granskogsmiljöer. Den hotas av avverkning och fragmentering av naturskog och äldre granskog med lång trädkontinuitet. På ullticka kan ibland ulltickeporing (VU) påträffas - det är en sällsynt ticka som nyligen delats upp i de tre olika arterna ulltickeporing </w:t>
-      </w:r>
-      <w:r>
-        <w:rPr>
-          <w:i/>
-        </w:rPr>
-        <w:t xml:space="preserve">Skeletocutis brevispora </w:t>
-      </w:r>
-      <w:r>
-        <w:t>(VU)</w:t>
-      </w:r>
-      <w:r>
-        <w:rPr>
-          <w:i/>
-        </w:rPr>
-        <w:t>, Skeletocutis delicata</w:t>
-      </w:r>
-      <w:r>
-        <w:t xml:space="preserve"> (VU)</w:t>
-      </w:r>
-      <w:r>
-        <w:rPr>
-          <w:i/>
-        </w:rPr>
-        <w:t xml:space="preserve"> och Skeletocutis exilis</w:t>
-      </w:r>
-      <w:r>
-        <w:t xml:space="preserve"> (NT). Ullticka är typisk art för </w:t>
-      </w:r>
-      <w:r>
-        <w:rPr>
-          <w:i/>
-        </w:rPr>
-        <w:t xml:space="preserve">9010 Taiga, 9050 Näringsrik granskog </w:t>
-      </w:r>
-      <w:r>
-        <w:t xml:space="preserve">och </w:t>
-      </w:r>
-      <w:r>
-        <w:rPr>
-          <w:i/>
-        </w:rPr>
-        <w:t>9030 Landhöjningsskog</w:t>
-      </w:r>
-      <w:r>
-        <w:t xml:space="preserve"> (SLU Artdatabanken, 2026; Nitare &amp; Skogsstyrelsen, 2019; Miettinen &amp; Niemelä, 2018).</w:t>
-      </w:r>
-    </w:p>
-    <w:p>
-      <w:r>
-        <w:rPr>
-          <w:b/>
-        </w:rPr>
-        <w:t>Vedflamlav (NT)</w:t>
-      </w:r>
-      <w:r>
-        <w:t xml:space="preserve"> växer på gammal hård och torr, exponerad kärnved av tall, främst på högstubbar i ljusöppna lägen, t.ex. vid och på myrar, sjökanter, i glesa hällmarkskogar och i brandpräglade tallnaturskogar. Substratet nyskapas i begränsad omfattning och arten är en utmärkt indikator på höga naturvärden i denna skogstyp. Tall- och barrblandskogar med naturskogskaraktär och spår av bränder har ofta höga biologiska värden och bör skyddas. På vedflamlavens bål kan den sällsynta spiklaven/parasiten </w:t>
-      </w:r>
-      <w:r>
-        <w:rPr>
-          <w:i/>
-        </w:rPr>
-        <w:t>Calicium ramboldiicola</w:t>
-      </w:r>
-      <w:r>
-        <w:t xml:space="preserve"> (VU) påträffas (SLU Artdatabanken, 2026).</w:t>
-      </w:r>
-    </w:p>
-    <w:p>
-      <w:r>
-        <w:rPr>
-          <w:b/>
-        </w:rPr>
-        <w:t>Vedskivlav (NT)</w:t>
-      </w:r>
-      <w:r>
-        <w:t xml:space="preserve"> växer på gammal, torr, exponerad, hård kärnved av framförallt tall i naturskogsartade bestånd. Avverkning av tallskog av naturskogskaraktär med spår av återkommande bränder är ett hot. Mängden lämplig ved att växa på för vedskivlav minskar, dels på grund av naturlig nedbrytning men framförallt på grund av att de förstörs i samband med slutavverkningar, gallringar och markberedning. Tall- och blandbarrskogar av naturskogskaraktär med spår av återkommande bränder bör skyddas. Vedskivlav är typisk art för </w:t>
-      </w:r>
-      <w:r>
-        <w:rPr>
-          <w:i/>
-        </w:rPr>
-        <w:t>9010 Taiga</w:t>
-      </w:r>
-      <w:r>
         <w:t xml:space="preserve"> (SLU Artdatabanken, 2024).</w:t>
       </w:r>
     </w:p>
@@ -461,35 +441,6 @@
       </w:r>
       <w:r>
         <w:t xml:space="preserve"> växer nästan uteslutande på bark av gamla, senvuxna granar i skuggiga lägen med hög och jämn luftfuktighet. Den vanligaste naturtypen för arten är kontinuitetsskogar på frisk mark men den finns också i sumpgranskogar. På lång sikt utgör avverkningar av olikåldriga granskogar av naturskogskaraktär ett allvarligt hot mot arten och skogsbruksåtgärder på eller i närheten av växtplatserna bör undvikas. Naturskogsartade, fuktiga granskogar med förekomster av arten signalerar höga biologiska värden och bör bevaras (SLU Artdatabanken, 2024; Nitare &amp; Skogsstyrelsen, 2019).</w:t>
-      </w:r>
-    </w:p>
-    <w:p>
-      <w:r>
-        <w:rPr>
-          <w:b/>
-        </w:rPr>
-        <w:t>Plattlummer (§9)</w:t>
-      </w:r>
-      <w:r>
-        <w:t xml:space="preserve"> växer främst i ljusöppna sandtallskogar eller annan gles, torr och brandpräglad hedbarrskog. Den är mest frekvent i olika typer av naturskogar och kontinuitetsskogar och missgynnas markant av slutavverkning och maskinell markberedning. Söder ut i landet förekommer de närstående arterna cypresslummer (EN, §8) och mellanlummer (NT, §9), vilka båda omfattas av EU:s art- och habitatdirektiv. Plattlummer är typisk art för </w:t>
-      </w:r>
-      <w:r>
-        <w:rPr>
-          <w:i/>
-        </w:rPr>
-        <w:t xml:space="preserve">9010 Taiga </w:t>
-      </w:r>
-      <w:r>
-        <w:t>och</w:t>
-      </w:r>
-      <w:r>
-        <w:rPr>
-          <w:i/>
-        </w:rPr>
-        <w:t xml:space="preserve"> 2320 Rissandhedar </w:t>
-      </w:r>
-      <w:r>
-        <w:t>(Nitare &amp; Skogsstyrelsen, 2019; SLU Artdatabanken, 2026).</w:t>
       </w:r>
     </w:p>
     <w:p>
@@ -627,7 +578,7 @@
         <w:rPr>
           <w:i/>
         </w:rPr>
-        <w:t>I det avverkningsanmälda skogsområdet har 11 naturvårdsarter varav 9 rödlistade arter sina livsmiljöer och växtplatser.</w:t>
+        <w:t>I det avverkningsanmälda skogsområdet har 9 naturvårdsarter varav 8 rödlistade arter sina livsmiljöer och växtplatser.</w:t>
       </w:r>
     </w:p>
     <w:p>
@@ -1156,7 +1107,7 @@
     <w:r>
       <w:tab/>
       <w:tab/>
-      <w:t>2026-10-11</w:t>
+      <w:t>2026-10-12</w:t>
       <w:br/>
       <w:br/>
     </w:r>

--- a/klagomål/A 21632-2025 FSC-klagomål.docx
+++ b/klagomål/A 21632-2025 FSC-klagomål.docx
@@ -221,7 +221,7 @@
     </w:p>
     <w:p>
       <w:r>
-        <w:t>I och inom 14 meter från avverkningsanmälan finns fynd av 9 naturvårdsarter, varav 8 är rödlistade, 2 är fridlysta, 6 är typiska (T) och 1 är signalart (S): garnlav (VU, T), blanksvart spiklav (NT), talltagel (NT, T), tretåig hackspett (NT, T, §4), ullticka (NT, T), vedflamlav (NT), vedskivlav (NT, T), vitgrynig nållav (NT) och spindelblomster (S, T, §8). Se Figur 1.</w:t>
+        <w:t>I och inom 14 meter från avverkningsanmälan finns fynd av 11 naturvårdsarter, varav 9 är rödlistade, 3 är fridlysta, 8 är typiska (T) och 2 är signalarter (S): garnlav (VU, T), gräddporing (VU, T), blanksvart spiklav (NT), talltagel (NT, T), tretåig hackspett (NT, T, §4), ullticka (NT, T), vedflamlav (NT), vedskivlav (NT, T), vitgrynig nållav (NT), plattlummer (S, T, §9) och spindelblomster (S, T, §8). Se Figur 1.</w:t>
       </w:r>
     </w:p>
     <w:p>
@@ -281,6 +281,26 @@
         <w:rPr>
           <w:b/>
         </w:rPr>
+        <w:t>Gräddporing (VU)</w:t>
+      </w:r>
+      <w:r>
+        <w:t xml:space="preserve"> växer nästan enbart i urskogsartad barrskog på gamla, kraftigt murkna, grova och mossbelupna tallågor i något fuktiga och skuggiga lägen. Arten är placerad högst upp i Skogsstyrelsens värdepyramid för bedömning av skog med höga naturvärden och indikerar gamla och relativt orörda tallnaturskogar med höga naturvärden där det under låg tid kontinuerligt funnits inslag av grova tallågor. För att på sikt hejda artens vikande trend behöver merparten av gräddporingens nu kända växtplatser undantas från skogsbruk. Gräddporing är typisk art för </w:t>
+      </w:r>
+      <w:r>
+        <w:rPr>
+          <w:i/>
+        </w:rPr>
+        <w:t>9010 Taiga</w:t>
+      </w:r>
+      <w:r>
+        <w:t xml:space="preserve"> (SLU Artdatabanken, 2024; Nitare &amp; Skogsstyrelsen, 2019).</w:t>
+      </w:r>
+    </w:p>
+    <w:p>
+      <w:r>
+        <w:rPr>
+          <w:b/>
+        </w:rPr>
         <w:t>Blanksvart spiklav (NT)</w:t>
       </w:r>
       <w:r>
@@ -441,6 +461,35 @@
       </w:r>
       <w:r>
         <w:t xml:space="preserve"> växer nästan uteslutande på bark av gamla, senvuxna granar i skuggiga lägen med hög och jämn luftfuktighet. Den vanligaste naturtypen för arten är kontinuitetsskogar på frisk mark men den finns också i sumpgranskogar. På lång sikt utgör avverkningar av olikåldriga granskogar av naturskogskaraktär ett allvarligt hot mot arten och skogsbruksåtgärder på eller i närheten av växtplatserna bör undvikas. Naturskogsartade, fuktiga granskogar med förekomster av arten signalerar höga biologiska värden och bör bevaras (SLU Artdatabanken, 2024; Nitare &amp; Skogsstyrelsen, 2019).</w:t>
+      </w:r>
+    </w:p>
+    <w:p>
+      <w:r>
+        <w:rPr>
+          <w:b/>
+        </w:rPr>
+        <w:t>Plattlummer (§9)</w:t>
+      </w:r>
+      <w:r>
+        <w:t xml:space="preserve"> växer främst i ljusöppna sandtallskogar eller annan gles, torr och brandpräglad hedbarrskog. Den är mest frekvent i olika typer av naturskogar och kontinuitetsskogar och missgynnas markant av slutavverkning och maskinell markberedning. Söder ut i landet förekommer de närstående arterna cypresslummer (EN, §8) och mellanlummer (NT, §9), vilka båda omfattas av EU:s art- och habitatdirektiv. Plattlummer är typisk art för </w:t>
+      </w:r>
+      <w:r>
+        <w:rPr>
+          <w:i/>
+        </w:rPr>
+        <w:t xml:space="preserve">9010 Taiga </w:t>
+      </w:r>
+      <w:r>
+        <w:t>och</w:t>
+      </w:r>
+      <w:r>
+        <w:rPr>
+          <w:i/>
+        </w:rPr>
+        <w:t xml:space="preserve"> 2320 Rissandhedar </w:t>
+      </w:r>
+      <w:r>
+        <w:t>(Nitare &amp; Skogsstyrelsen, 2019; SLU Artdatabanken, 2026).</w:t>
       </w:r>
     </w:p>
     <w:p>
@@ -578,7 +627,7 @@
         <w:rPr>
           <w:i/>
         </w:rPr>
-        <w:t>I det avverkningsanmälda skogsområdet har 9 naturvårdsarter varav 8 rödlistade arter sina livsmiljöer och växtplatser.</w:t>
+        <w:t>I det avverkningsanmälda skogsområdet har 11 naturvårdsarter varav 9 rödlistade arter sina livsmiljöer och växtplatser.</w:t>
       </w:r>
     </w:p>
     <w:p>
@@ -1107,7 +1156,7 @@
     <w:r>
       <w:tab/>
       <w:tab/>
-      <w:t>2026-10-12</w:t>
+      <w:t>2026-10-13</w:t>
       <w:br/>
       <w:br/>
     </w:r>

--- a/klagomål/A 21632-2025 FSC-klagomål.docx
+++ b/klagomål/A 21632-2025 FSC-klagomål.docx
@@ -1156,7 +1156,7 @@
     <w:r>
       <w:tab/>
       <w:tab/>
-      <w:t>2026-10-13</w:t>
+      <w:t>2026-10-14</w:t>
       <w:br/>
       <w:br/>
     </w:r>

--- a/klagomål/A 21632-2025 FSC-klagomål.docx
+++ b/klagomål/A 21632-2025 FSC-klagomål.docx
@@ -1156,7 +1156,7 @@
     <w:r>
       <w:tab/>
       <w:tab/>
-      <w:t>2026-10-14</w:t>
+      <w:t>2026-10-15</w:t>
       <w:br/>
       <w:br/>
     </w:r>

--- a/klagomål/A 21632-2025 FSC-klagomål.docx
+++ b/klagomål/A 21632-2025 FSC-klagomål.docx
@@ -1156,7 +1156,7 @@
     <w:r>
       <w:tab/>
       <w:tab/>
-      <w:t>2026-10-15</w:t>
+      <w:t>2026-10-16</w:t>
       <w:br/>
       <w:br/>
     </w:r>

--- a/klagomål/A 21632-2025 FSC-klagomål.docx
+++ b/klagomål/A 21632-2025 FSC-klagomål.docx
@@ -1156,7 +1156,7 @@
     <w:r>
       <w:tab/>
       <w:tab/>
-      <w:t>2026-10-16</w:t>
+      <w:t>2026-10-17</w:t>
       <w:br/>
       <w:br/>
     </w:r>

--- a/klagomål/A 21632-2025 FSC-klagomål.docx
+++ b/klagomål/A 21632-2025 FSC-klagomål.docx
@@ -1156,7 +1156,7 @@
     <w:r>
       <w:tab/>
       <w:tab/>
-      <w:t>2026-10-17</w:t>
+      <w:t>2026-10-18</w:t>
       <w:br/>
       <w:br/>
     </w:r>

--- a/klagomål/A 21632-2025 FSC-klagomål.docx
+++ b/klagomål/A 21632-2025 FSC-klagomål.docx
@@ -1156,7 +1156,7 @@
     <w:r>
       <w:tab/>
       <w:tab/>
-      <w:t>2026-10-18</w:t>
+      <w:t>2026-10-19</w:t>
       <w:br/>
       <w:br/>
     </w:r>

--- a/klagomål/A 21632-2025 FSC-klagomål.docx
+++ b/klagomål/A 21632-2025 FSC-klagomål.docx
@@ -1156,7 +1156,7 @@
     <w:r>
       <w:tab/>
       <w:tab/>
-      <w:t>2026-10-19</w:t>
+      <w:t>2026-10-20</w:t>
       <w:br/>
       <w:br/>
     </w:r>

--- a/klagomål/A 21632-2025 FSC-klagomål.docx
+++ b/klagomål/A 21632-2025 FSC-klagomål.docx
@@ -1156,7 +1156,7 @@
     <w:r>
       <w:tab/>
       <w:tab/>
-      <w:t>2026-10-20</w:t>
+      <w:t>2026-10-21</w:t>
       <w:br/>
       <w:br/>
     </w:r>

--- a/klagomål/A 21632-2025 FSC-klagomål.docx
+++ b/klagomål/A 21632-2025 FSC-klagomål.docx
@@ -1156,7 +1156,7 @@
     <w:r>
       <w:tab/>
       <w:tab/>
-      <w:t>2026-10-21</w:t>
+      <w:t>2026-10-22</w:t>
       <w:br/>
       <w:br/>
     </w:r>

--- a/klagomål/A 21632-2025 FSC-klagomål.docx
+++ b/klagomål/A 21632-2025 FSC-klagomål.docx
@@ -1156,7 +1156,7 @@
     <w:r>
       <w:tab/>
       <w:tab/>
-      <w:t>2026-10-22</w:t>
+      <w:t>2026-10-23</w:t>
       <w:br/>
       <w:br/>
     </w:r>

--- a/klagomål/A 21632-2025 FSC-klagomål.docx
+++ b/klagomål/A 21632-2025 FSC-klagomål.docx
@@ -1156,7 +1156,7 @@
     <w:r>
       <w:tab/>
       <w:tab/>
-      <w:t>2026-10-23</w:t>
+      <w:t>2026-10-24</w:t>
       <w:br/>
       <w:br/>
     </w:r>

--- a/klagomål/A 21632-2025 FSC-klagomål.docx
+++ b/klagomål/A 21632-2025 FSC-klagomål.docx
@@ -1156,7 +1156,7 @@
     <w:r>
       <w:tab/>
       <w:tab/>
-      <w:t>2026-10-24</w:t>
+      <w:t>2026-10-25</w:t>
       <w:br/>
       <w:br/>
     </w:r>

--- a/klagomål/A 21632-2025 FSC-klagomål.docx
+++ b/klagomål/A 21632-2025 FSC-klagomål.docx
@@ -1156,7 +1156,7 @@
     <w:r>
       <w:tab/>
       <w:tab/>
-      <w:t>2026-10-25</w:t>
+      <w:t>2026-10-26</w:t>
       <w:br/>
       <w:br/>
     </w:r>

--- a/klagomål/A 21632-2025 FSC-klagomål.docx
+++ b/klagomål/A 21632-2025 FSC-klagomål.docx
@@ -1156,7 +1156,7 @@
     <w:r>
       <w:tab/>
       <w:tab/>
-      <w:t>2026-10-26</w:t>
+      <w:t>2026-10-27</w:t>
       <w:br/>
       <w:br/>
     </w:r>

--- a/klagomål/A 21632-2025 FSC-klagomål.docx
+++ b/klagomål/A 21632-2025 FSC-klagomål.docx
@@ -1156,7 +1156,7 @@
     <w:r>
       <w:tab/>
       <w:tab/>
-      <w:t>2026-10-27</w:t>
+      <w:t>2026-10-28</w:t>
       <w:br/>
       <w:br/>
     </w:r>

--- a/klagomål/A 21632-2025 FSC-klagomål.docx
+++ b/klagomål/A 21632-2025 FSC-klagomål.docx
@@ -1156,7 +1156,7 @@
     <w:r>
       <w:tab/>
       <w:tab/>
-      <w:t>2026-10-28</w:t>
+      <w:t>2026-10-29</w:t>
       <w:br/>
       <w:br/>
     </w:r>

--- a/klagomål/A 21632-2025 FSC-klagomål.docx
+++ b/klagomål/A 21632-2025 FSC-klagomål.docx
@@ -1156,7 +1156,7 @@
     <w:r>
       <w:tab/>
       <w:tab/>
-      <w:t>2026-10-29</w:t>
+      <w:t>2026-10-31</w:t>
       <w:br/>
       <w:br/>
     </w:r>
